--- a/presentation/RepMint-Script-5-Speakers.docx
+++ b/presentation/RepMint-Script-5-Speakers.docx
@@ -54,7 +54,7 @@
           <w:color w:val="161A18"/>
           <w:sz w:val="21"/>
         </w:rPr>
-        <w:t>Total: 9:45 + buffer. Deck: `RepMint-MVP-Deck.pptx` (12 slides). Demo: repmint.vercel.app</w:t>
+        <w:t>Total: 9:45 + buffer. Deck: `RepMint-MVP-Deck.pptx` (14 slides). Demo: repmint.vercel.app</w:t>
       </w:r>
     </w:p>
     <w:p>
@@ -109,7 +109,7 @@
           <w:color w:val="161A18"/>
           <w:sz w:val="29"/>
         </w:rPr>
-        <w:t>SPEAKER 1 — Hook, Problem, NABC (0:00 – 1:50) · Slides 1–3</w:t>
+        <w:t>SPEAKER 1 — Hook, Problem, NABC (0:00 – 1:50) · Slides 1–4</w:t>
       </w:r>
     </w:p>
     <w:p>
@@ -204,6 +204,20 @@
       <w:r>
         <w:rPr>
           <w:rFonts w:ascii="Helvetica Neue" w:hAnsi="Helvetica Neue"/>
+          <w:i/>
+          <w:color w:val="5E6A64"/>
+          <w:sz w:val="21"/>
+        </w:rPr>
+        <w:t>(On slide 3 — "Nobody is watching." — pause two seconds before NABC.)</w:t>
+      </w:r>
+    </w:p>
+    <w:p>
+      <w:pPr>
+        <w:spacing w:after="120" w:line="288" w:lineRule="auto"/>
+      </w:pPr>
+      <w:r>
+        <w:rPr>
+          <w:rFonts w:ascii="Helvetica Neue" w:hAnsi="Helvetica Neue"/>
           <w:b/>
           <w:color w:val="161A18"/>
           <w:sz w:val="21"/>
@@ -232,7 +246,7 @@
           <w:color w:val="161A18"/>
           <w:sz w:val="29"/>
         </w:rPr>
-        <w:t>SPEAKER 2 — Personas, Jump Start, Solution (1:50 – 3:20) · Slides 4–6</w:t>
+        <w:t>SPEAKER 2 — Personas, Jump Start, Solution (1:50 – 3:20) · Slides 5–7</w:t>
       </w:r>
     </w:p>
     <w:p>
@@ -312,7 +326,20 @@
           <w:color w:val="161A18"/>
           <w:sz w:val="21"/>
         </w:rPr>
-        <w:t xml:space="preserve"> "[Speaker 3] — show them the coach."</w:t>
+        <w:t xml:space="preserve"> Click to slide 8 ("Enough slides.") as you say: "[Speaker 3] —</w:t>
+      </w:r>
+    </w:p>
+    <w:p>
+      <w:pPr>
+        <w:spacing w:after="120" w:line="288" w:lineRule="auto"/>
+      </w:pPr>
+      <w:r>
+        <w:rPr>
+          <w:rFonts w:ascii="Helvetica Neue" w:hAnsi="Helvetica Neue"/>
+          <w:color w:val="161A18"/>
+          <w:sz w:val="21"/>
+        </w:rPr>
+        <w:t>show them the coach."</w:t>
       </w:r>
     </w:p>
     <w:p>
@@ -328,7 +355,7 @@
           <w:color w:val="161A18"/>
           <w:sz w:val="29"/>
         </w:rPr>
-        <w:t>SPEAKER 3 — Demo Part 1: The Camera Coach (3:20 – 5:20) · Slide 7 → app</w:t>
+        <w:t>SPEAKER 3 — Demo Part 1: The Camera Coach (3:20 – 5:20) · Slide 9 → app</w:t>
       </w:r>
     </w:p>
     <w:p>
@@ -788,7 +815,7 @@
           <w:color w:val="161A18"/>
           <w:sz w:val="29"/>
         </w:rPr>
-        <w:t>SPEAKER 5 — Business, Architecture, Reliability, Close (7:00 – 9:45) · Slides 8–12</w:t>
+        <w:t>SPEAKER 5 — Business, Architecture, Reliability, Close (7:00 – 9:45) · Slides 10–14</w:t>
       </w:r>
     </w:p>
     <w:p>
